--- a/prompts.docx
+++ b/prompts.docx
@@ -388,6 +388,16 @@
         <w:spacing w:after="0"/>
         <w:rPr>
           <w:rFonts w:ascii="Times New Roman" w:hAnsi="Times New Roman" w:cs="Times New Roman"/>
+          <w:sz w:val="28"/>
+          <w:szCs w:val="28"/>
+        </w:rPr>
+      </w:pPr>
+    </w:p>
+    <w:p>
+      <w:pPr>
+        <w:spacing w:after="0"/>
+        <w:rPr>
+          <w:rFonts w:ascii="Times New Roman" w:hAnsi="Times New Roman" w:cs="Times New Roman"/>
           <w:b/>
           <w:sz w:val="28"/>
           <w:szCs w:val="28"/>
@@ -479,6 +489,46 @@
     </w:p>
     <w:p>
       <w:pPr>
+        <w:spacing w:after="0" w:line="360" w:lineRule="auto"/>
+        <w:rPr>
+          <w:rFonts w:ascii="Times New Roman" w:hAnsi="Times New Roman" w:cs="Times New Roman"/>
+          <w:sz w:val="28"/>
+          <w:szCs w:val="28"/>
+        </w:rPr>
+      </w:pPr>
+    </w:p>
+    <w:p>
+      <w:pPr>
+        <w:spacing w:after="0" w:line="360" w:lineRule="auto"/>
+        <w:rPr>
+          <w:rFonts w:ascii="Times New Roman" w:hAnsi="Times New Roman" w:cs="Times New Roman"/>
+          <w:sz w:val="28"/>
+          <w:szCs w:val="28"/>
+        </w:rPr>
+      </w:pPr>
+    </w:p>
+    <w:p>
+      <w:pPr>
+        <w:spacing w:after="0" w:line="360" w:lineRule="auto"/>
+        <w:rPr>
+          <w:rFonts w:ascii="Times New Roman" w:hAnsi="Times New Roman" w:cs="Times New Roman"/>
+          <w:sz w:val="28"/>
+          <w:szCs w:val="28"/>
+        </w:rPr>
+      </w:pPr>
+    </w:p>
+    <w:p>
+      <w:pPr>
+        <w:spacing w:after="0" w:line="360" w:lineRule="auto"/>
+        <w:rPr>
+          <w:rFonts w:ascii="Times New Roman" w:hAnsi="Times New Roman" w:cs="Times New Roman"/>
+          <w:sz w:val="28"/>
+          <w:szCs w:val="28"/>
+        </w:rPr>
+      </w:pPr>
+    </w:p>
+    <w:p>
+      <w:pPr>
         <w:rPr>
           <w:rFonts w:ascii="Times New Roman" w:hAnsi="Times New Roman" w:cs="Times New Roman"/>
           <w:b/>
@@ -494,6 +544,7 @@
           <w:sz w:val="28"/>
           <w:szCs w:val="28"/>
         </w:rPr>
+        <w:lastRenderedPageBreak/>
         <w:t>2.HOOKS</w:t>
       </w:r>
       <w:proofErr w:type="gramEnd"/>
@@ -876,982 +927,817 @@
         </w:rPr>
         <w:t xml:space="preserve"> wording</w:t>
       </w:r>
+    </w:p>
+    <w:p>
+      <w:pPr>
+        <w:rPr>
+          <w:rFonts w:ascii="Times New Roman" w:hAnsi="Times New Roman" w:cs="Times New Roman"/>
+          <w:b/>
+          <w:sz w:val="28"/>
+          <w:szCs w:val="28"/>
+        </w:rPr>
+      </w:pPr>
+      <w:r>
+        <w:rPr>
+          <w:rFonts w:ascii="Times New Roman" w:hAnsi="Times New Roman" w:cs="Times New Roman"/>
+          <w:b/>
+          <w:sz w:val="28"/>
+          <w:szCs w:val="28"/>
+        </w:rPr>
+        <w:t>LOGIC:</w:t>
+      </w:r>
+    </w:p>
+    <w:p>
+      <w:pPr>
+        <w:spacing w:before="100" w:beforeAutospacing="1" w:after="100" w:afterAutospacing="1" w:line="276" w:lineRule="auto"/>
+        <w:rPr>
+          <w:rFonts w:ascii="Times New Roman" w:hAnsi="Times New Roman" w:cs="Times New Roman"/>
+          <w:sz w:val="28"/>
+          <w:szCs w:val="28"/>
+        </w:rPr>
+      </w:pPr>
+      <w:r>
+        <w:rPr>
+          <w:rFonts w:ascii="Times New Roman" w:hAnsi="Times New Roman" w:cs="Times New Roman"/>
+          <w:sz w:val="28"/>
+          <w:szCs w:val="28"/>
+        </w:rPr>
+        <w:t xml:space="preserve">This prompt framework </w:t>
+      </w:r>
+      <w:proofErr w:type="gramStart"/>
+      <w:r>
+        <w:rPr>
+          <w:rFonts w:ascii="Times New Roman" w:hAnsi="Times New Roman" w:cs="Times New Roman"/>
+          <w:sz w:val="28"/>
+          <w:szCs w:val="28"/>
+        </w:rPr>
+        <w:t>is designed</w:t>
+      </w:r>
+      <w:proofErr w:type="gramEnd"/>
+      <w:r>
+        <w:rPr>
+          <w:rFonts w:ascii="Times New Roman" w:hAnsi="Times New Roman" w:cs="Times New Roman"/>
+          <w:sz w:val="28"/>
+          <w:szCs w:val="28"/>
+        </w:rPr>
+        <w:t xml:space="preserve"> to generate short, attention-grabbing UGC-style hooks for social media advertisements. It focuses on creating authentic customer-like statements that quickly capture attention and encourage engagement. By specifying the business type, target audience, and service, the generated hooks remain relevant and conversion-focused. The first-person perspective and emotional tone help build trust and relatability, while the short length makes the content suitable for Instagram Reels, Facebook Videos, and YouTube Shorts. Since the business name, service, and target audience can be customized, the prompt can be reused across different businesses and marketing campaigns.</w:t>
+      </w:r>
+    </w:p>
+    <w:p>
+      <w:pPr>
+        <w:spacing w:before="100" w:beforeAutospacing="1" w:after="100" w:afterAutospacing="1" w:line="276" w:lineRule="auto"/>
+        <w:rPr>
+          <w:rFonts w:ascii="Times New Roman" w:hAnsi="Times New Roman" w:cs="Times New Roman"/>
+          <w:sz w:val="28"/>
+          <w:szCs w:val="28"/>
+        </w:rPr>
+      </w:pPr>
+      <w:proofErr w:type="gramStart"/>
+      <w:r>
+        <w:rPr>
+          <w:rFonts w:ascii="Times New Roman" w:hAnsi="Times New Roman" w:cs="Times New Roman"/>
+          <w:b/>
+          <w:sz w:val="28"/>
+          <w:szCs w:val="28"/>
+        </w:rPr>
+        <w:lastRenderedPageBreak/>
+        <w:t>3.CTA</w:t>
+      </w:r>
+      <w:proofErr w:type="gramEnd"/>
+      <w:r>
+        <w:rPr>
+          <w:rFonts w:ascii="Times New Roman" w:hAnsi="Times New Roman" w:cs="Times New Roman"/>
+          <w:b/>
+          <w:sz w:val="28"/>
+          <w:szCs w:val="28"/>
+        </w:rPr>
+        <w:t>:</w:t>
+      </w:r>
+    </w:p>
+    <w:p>
+      <w:pPr>
+        <w:spacing w:after="0"/>
+        <w:rPr>
+          <w:rFonts w:ascii="Times New Roman" w:hAnsi="Times New Roman" w:cs="Times New Roman"/>
+          <w:sz w:val="28"/>
+          <w:szCs w:val="28"/>
+        </w:rPr>
+      </w:pPr>
+      <w:r>
+        <w:rPr>
+          <w:rFonts w:ascii="Times New Roman" w:hAnsi="Times New Roman" w:cs="Times New Roman"/>
+          <w:sz w:val="28"/>
+          <w:szCs w:val="28"/>
+        </w:rPr>
+        <w:t>Act as a professional direct-response copywriter.</w:t>
+      </w:r>
+    </w:p>
+    <w:p>
+      <w:pPr>
+        <w:spacing w:after="0"/>
+        <w:rPr>
+          <w:rFonts w:ascii="Times New Roman" w:hAnsi="Times New Roman" w:cs="Times New Roman"/>
+          <w:sz w:val="28"/>
+          <w:szCs w:val="28"/>
+        </w:rPr>
+      </w:pPr>
+      <w:r>
+        <w:rPr>
+          <w:rFonts w:ascii="Times New Roman" w:hAnsi="Times New Roman" w:cs="Times New Roman"/>
+          <w:sz w:val="28"/>
+          <w:szCs w:val="28"/>
+        </w:rPr>
+        <w:t xml:space="preserve">Business Name: </w:t>
+      </w:r>
+      <w:r>
+        <w:rPr>
+          <w:rFonts w:ascii="Times New Roman" w:hAnsi="Times New Roman" w:cs="Times New Roman"/>
+          <w:sz w:val="28"/>
+          <w:szCs w:val="28"/>
+        </w:rPr>
+        <w:t>[BUSINESS NAME]</w:t>
+      </w:r>
+    </w:p>
+    <w:p>
+      <w:pPr>
+        <w:spacing w:after="0"/>
+        <w:rPr>
+          <w:rFonts w:ascii="Times New Roman" w:hAnsi="Times New Roman" w:cs="Times New Roman"/>
+          <w:sz w:val="28"/>
+          <w:szCs w:val="28"/>
+        </w:rPr>
+      </w:pPr>
+      <w:r>
+        <w:rPr>
+          <w:rFonts w:ascii="Times New Roman" w:hAnsi="Times New Roman" w:cs="Times New Roman"/>
+          <w:sz w:val="28"/>
+          <w:szCs w:val="28"/>
+        </w:rPr>
+        <w:t xml:space="preserve">Industry: </w:t>
+      </w:r>
+      <w:r>
+        <w:rPr>
+          <w:rFonts w:ascii="Times New Roman" w:hAnsi="Times New Roman" w:cs="Times New Roman"/>
+          <w:sz w:val="28"/>
+          <w:szCs w:val="28"/>
+        </w:rPr>
+        <w:t>[INDUSTRY]</w:t>
+      </w:r>
+    </w:p>
+    <w:p>
+      <w:pPr>
+        <w:spacing w:after="0"/>
+        <w:rPr>
+          <w:rFonts w:ascii="Times New Roman" w:hAnsi="Times New Roman" w:cs="Times New Roman"/>
+          <w:sz w:val="28"/>
+          <w:szCs w:val="28"/>
+        </w:rPr>
+      </w:pPr>
+      <w:r>
+        <w:rPr>
+          <w:rFonts w:ascii="Times New Roman" w:hAnsi="Times New Roman" w:cs="Times New Roman"/>
+          <w:sz w:val="28"/>
+          <w:szCs w:val="28"/>
+        </w:rPr>
+        <w:t>Generate 15 unique call-to-action (CTA) statements for social media ads.</w:t>
+      </w:r>
+    </w:p>
+    <w:p>
+      <w:pPr>
+        <w:spacing w:after="0"/>
+        <w:rPr>
+          <w:rFonts w:ascii="Times New Roman" w:hAnsi="Times New Roman" w:cs="Times New Roman"/>
+          <w:sz w:val="28"/>
+          <w:szCs w:val="28"/>
+        </w:rPr>
+      </w:pPr>
+      <w:r>
+        <w:rPr>
+          <w:rFonts w:ascii="Times New Roman" w:hAnsi="Times New Roman" w:cs="Times New Roman"/>
+          <w:sz w:val="28"/>
+          <w:szCs w:val="28"/>
+        </w:rPr>
+        <w:t>Requirements:</w:t>
+      </w:r>
+    </w:p>
+    <w:p>
+      <w:pPr>
+        <w:spacing w:after="0"/>
+        <w:rPr>
+          <w:rFonts w:ascii="Times New Roman" w:hAnsi="Times New Roman" w:cs="Times New Roman"/>
+          <w:sz w:val="28"/>
+          <w:szCs w:val="28"/>
+        </w:rPr>
+      </w:pPr>
+      <w:r>
+        <w:rPr>
+          <w:rFonts w:ascii="Times New Roman" w:hAnsi="Times New Roman" w:cs="Times New Roman"/>
+          <w:sz w:val="28"/>
+          <w:szCs w:val="28"/>
+        </w:rPr>
+        <w:t>- Encourage users to book a consultation or inquire about services</w:t>
+      </w:r>
+    </w:p>
+    <w:p>
+      <w:pPr>
+        <w:spacing w:after="0"/>
+        <w:rPr>
+          <w:rFonts w:ascii="Times New Roman" w:hAnsi="Times New Roman" w:cs="Times New Roman"/>
+          <w:sz w:val="28"/>
+          <w:szCs w:val="28"/>
+        </w:rPr>
+      </w:pPr>
+      <w:r>
+        <w:rPr>
+          <w:rFonts w:ascii="Times New Roman" w:hAnsi="Times New Roman" w:cs="Times New Roman"/>
+          <w:sz w:val="28"/>
+          <w:szCs w:val="28"/>
+        </w:rPr>
+        <w:t xml:space="preserve">- Focus on </w:t>
+      </w:r>
+      <w:r>
+        <w:rPr>
+          <w:rFonts w:ascii="Times New Roman" w:hAnsi="Times New Roman" w:cs="Times New Roman"/>
+          <w:sz w:val="28"/>
+          <w:szCs w:val="28"/>
+        </w:rPr>
+        <w:t>[SERVICES OR EVENT TYPES]</w:t>
+      </w:r>
+    </w:p>
+    <w:p>
+      <w:pPr>
+        <w:spacing w:after="0"/>
+        <w:rPr>
+          <w:rFonts w:ascii="Times New Roman" w:hAnsi="Times New Roman" w:cs="Times New Roman"/>
+          <w:sz w:val="28"/>
+          <w:szCs w:val="28"/>
+        </w:rPr>
+      </w:pPr>
+      <w:r>
+        <w:rPr>
+          <w:rFonts w:ascii="Times New Roman" w:hAnsi="Times New Roman" w:cs="Times New Roman"/>
+          <w:sz w:val="28"/>
+          <w:szCs w:val="28"/>
+        </w:rPr>
+        <w:t>- Keep each CTA under 12 words</w:t>
+      </w:r>
+    </w:p>
+    <w:p>
+      <w:pPr>
+        <w:spacing w:after="0"/>
+        <w:rPr>
+          <w:rFonts w:ascii="Times New Roman" w:hAnsi="Times New Roman" w:cs="Times New Roman"/>
+          <w:sz w:val="28"/>
+          <w:szCs w:val="28"/>
+        </w:rPr>
+      </w:pPr>
+      <w:r>
+        <w:rPr>
+          <w:rFonts w:ascii="Times New Roman" w:hAnsi="Times New Roman" w:cs="Times New Roman"/>
+          <w:sz w:val="28"/>
+          <w:szCs w:val="28"/>
+        </w:rPr>
+        <w:t>- Use action-oriented language</w:t>
+      </w:r>
+    </w:p>
+    <w:p>
+      <w:pPr>
+        <w:spacing w:after="0"/>
+        <w:rPr>
+          <w:rFonts w:ascii="Times New Roman" w:hAnsi="Times New Roman" w:cs="Times New Roman"/>
+          <w:sz w:val="28"/>
+          <w:szCs w:val="28"/>
+        </w:rPr>
+      </w:pPr>
+      <w:r>
+        <w:rPr>
+          <w:rFonts w:ascii="Times New Roman" w:hAnsi="Times New Roman" w:cs="Times New Roman"/>
+          <w:sz w:val="28"/>
+          <w:szCs w:val="28"/>
+        </w:rPr>
+        <w:t>- Create a mix of urgency, emotional, and trust-based CTAs</w:t>
+      </w:r>
+    </w:p>
+    <w:p>
+      <w:pPr>
+        <w:spacing w:after="0"/>
+        <w:rPr>
+          <w:rFonts w:ascii="Times New Roman" w:hAnsi="Times New Roman" w:cs="Times New Roman"/>
+          <w:sz w:val="28"/>
+          <w:szCs w:val="28"/>
+        </w:rPr>
+      </w:pPr>
+      <w:r>
+        <w:rPr>
+          <w:rFonts w:ascii="Times New Roman" w:hAnsi="Times New Roman" w:cs="Times New Roman"/>
+          <w:sz w:val="28"/>
+          <w:szCs w:val="28"/>
+        </w:rPr>
+        <w:t>- Suitable for Instagram, Facebook, and YouTube Shorts</w:t>
+      </w:r>
+    </w:p>
+    <w:p>
+      <w:pPr>
+        <w:spacing w:after="0"/>
+        <w:rPr>
+          <w:rFonts w:ascii="Times New Roman" w:hAnsi="Times New Roman" w:cs="Times New Roman"/>
+          <w:sz w:val="28"/>
+          <w:szCs w:val="28"/>
+        </w:rPr>
+      </w:pPr>
+    </w:p>
+    <w:p>
+      <w:pPr>
+        <w:rPr>
+          <w:rFonts w:ascii="Times New Roman" w:hAnsi="Times New Roman" w:cs="Times New Roman"/>
+          <w:b/>
+          <w:sz w:val="28"/>
+          <w:szCs w:val="28"/>
+        </w:rPr>
+      </w:pPr>
+      <w:r>
+        <w:rPr>
+          <w:rFonts w:ascii="Times New Roman" w:hAnsi="Times New Roman" w:cs="Times New Roman"/>
+          <w:b/>
+          <w:sz w:val="28"/>
+          <w:szCs w:val="28"/>
+        </w:rPr>
+        <w:t>LOGIC:</w:t>
+      </w:r>
+    </w:p>
+    <w:p>
+      <w:pPr>
+        <w:spacing w:before="100" w:beforeAutospacing="1" w:after="100" w:afterAutospacing="1" w:line="240" w:lineRule="auto"/>
+        <w:rPr>
+          <w:rFonts w:ascii="Times New Roman" w:hAnsi="Times New Roman" w:cs="Times New Roman"/>
+          <w:sz w:val="28"/>
+          <w:szCs w:val="28"/>
+        </w:rPr>
+      </w:pPr>
+      <w:r>
+        <w:rPr>
+          <w:rFonts w:ascii="Times New Roman" w:hAnsi="Times New Roman" w:cs="Times New Roman"/>
+          <w:sz w:val="28"/>
+          <w:szCs w:val="28"/>
+        </w:rPr>
+        <w:t xml:space="preserve">This prompt framework </w:t>
+      </w:r>
+      <w:proofErr w:type="gramStart"/>
+      <w:r>
+        <w:rPr>
+          <w:rFonts w:ascii="Times New Roman" w:hAnsi="Times New Roman" w:cs="Times New Roman"/>
+          <w:sz w:val="28"/>
+          <w:szCs w:val="28"/>
+        </w:rPr>
+        <w:t>is designed</w:t>
+      </w:r>
+      <w:proofErr w:type="gramEnd"/>
+      <w:r>
+        <w:rPr>
+          <w:rFonts w:ascii="Times New Roman" w:hAnsi="Times New Roman" w:cs="Times New Roman"/>
+          <w:sz w:val="28"/>
+          <w:szCs w:val="28"/>
+        </w:rPr>
+        <w:t xml:space="preserve"> to generate short, persuasive CTA statements for social media marketing. It focuses on encouraging users to take a specific action through action-oriented language, emotional appeal, urgency, and trust-building elements. The short format makes the CTAs suitable for platforms such as Instagram, Facebook, and YouTube Shorts. By allowing the business name, industry, services, and desired action to </w:t>
+      </w:r>
+      <w:proofErr w:type="gramStart"/>
+      <w:r>
+        <w:rPr>
+          <w:rFonts w:ascii="Times New Roman" w:hAnsi="Times New Roman" w:cs="Times New Roman"/>
+          <w:sz w:val="28"/>
+          <w:szCs w:val="28"/>
+        </w:rPr>
+        <w:t>be customized</w:t>
+      </w:r>
+      <w:proofErr w:type="gramEnd"/>
+      <w:r>
+        <w:rPr>
+          <w:rFonts w:ascii="Times New Roman" w:hAnsi="Times New Roman" w:cs="Times New Roman"/>
+          <w:sz w:val="28"/>
+          <w:szCs w:val="28"/>
+        </w:rPr>
+        <w:t>, the framework can be reused for different businesses and marketing campaigns.</w:t>
+      </w:r>
+    </w:p>
+    <w:p>
+      <w:pPr>
+        <w:spacing w:before="100" w:beforeAutospacing="1" w:after="100" w:afterAutospacing="1" w:line="240" w:lineRule="auto"/>
+        <w:rPr>
+          <w:rFonts w:ascii="Times New Roman" w:eastAsia="Times New Roman" w:hAnsi="Times New Roman" w:cs="Times New Roman"/>
+          <w:sz w:val="28"/>
+          <w:szCs w:val="28"/>
+          <w:lang w:eastAsia="en-IN"/>
+        </w:rPr>
+      </w:pPr>
+      <w:r>
+        <w:rPr>
+          <w:rFonts w:ascii="Times New Roman" w:eastAsia="Times New Roman" w:hAnsi="Times New Roman" w:cs="Times New Roman"/>
+          <w:b/>
+          <w:bCs/>
+          <w:sz w:val="28"/>
+          <w:szCs w:val="28"/>
+          <w:lang w:eastAsia="en-IN"/>
+        </w:rPr>
+        <w:t>Goal:</w:t>
+      </w:r>
+      <w:r>
+        <w:rPr>
+          <w:rFonts w:ascii="Times New Roman" w:eastAsia="Times New Roman" w:hAnsi="Times New Roman" w:cs="Times New Roman"/>
+          <w:sz w:val="28"/>
+          <w:szCs w:val="28"/>
+          <w:lang w:eastAsia="en-IN"/>
+        </w:rPr>
+        <w:t xml:space="preserve"> Turn viewers into inquiries and bookings.</w:t>
+      </w:r>
+    </w:p>
+    <w:p>
+      <w:pPr>
+        <w:spacing w:before="100" w:beforeAutospacing="1" w:after="100" w:afterAutospacing="1" w:line="240" w:lineRule="auto"/>
+        <w:rPr>
+          <w:rFonts w:ascii="Times New Roman" w:eastAsia="Times New Roman" w:hAnsi="Times New Roman" w:cs="Times New Roman"/>
+          <w:sz w:val="28"/>
+          <w:szCs w:val="28"/>
+          <w:lang w:eastAsia="en-IN"/>
+        </w:rPr>
+      </w:pPr>
+    </w:p>
+    <w:p>
+      <w:pPr>
+        <w:spacing w:before="100" w:beforeAutospacing="1" w:after="100" w:afterAutospacing="1" w:line="240" w:lineRule="auto"/>
+        <w:rPr>
+          <w:rFonts w:ascii="Times New Roman" w:eastAsia="Times New Roman" w:hAnsi="Times New Roman" w:cs="Times New Roman"/>
+          <w:sz w:val="28"/>
+          <w:szCs w:val="28"/>
+          <w:lang w:eastAsia="en-IN"/>
+        </w:rPr>
+      </w:pPr>
+    </w:p>
+    <w:p>
+      <w:pPr>
+        <w:spacing w:after="0"/>
+        <w:rPr>
+          <w:rFonts w:ascii="Times New Roman" w:hAnsi="Times New Roman" w:cs="Times New Roman"/>
+          <w:b/>
+          <w:sz w:val="28"/>
+          <w:szCs w:val="28"/>
+        </w:rPr>
+      </w:pPr>
+      <w:proofErr w:type="gramStart"/>
+      <w:r>
+        <w:rPr>
+          <w:rFonts w:ascii="Times New Roman" w:hAnsi="Times New Roman" w:cs="Times New Roman"/>
+          <w:b/>
+          <w:sz w:val="28"/>
+          <w:szCs w:val="28"/>
+        </w:rPr>
+        <w:t>4.CAPTIONS</w:t>
+      </w:r>
+      <w:proofErr w:type="gramEnd"/>
+      <w:r>
+        <w:rPr>
+          <w:rFonts w:ascii="Times New Roman" w:hAnsi="Times New Roman" w:cs="Times New Roman"/>
+          <w:b/>
+          <w:sz w:val="28"/>
+          <w:szCs w:val="28"/>
+        </w:rPr>
+        <w:t>:</w:t>
+      </w:r>
+    </w:p>
+    <w:p>
+      <w:pPr>
+        <w:spacing w:after="0"/>
+        <w:rPr>
+          <w:rFonts w:ascii="Times New Roman" w:hAnsi="Times New Roman" w:cs="Times New Roman"/>
+          <w:sz w:val="28"/>
+          <w:szCs w:val="28"/>
+        </w:rPr>
+      </w:pPr>
+      <w:r>
+        <w:rPr>
+          <w:rFonts w:ascii="Times New Roman" w:hAnsi="Times New Roman" w:cs="Times New Roman"/>
+          <w:sz w:val="28"/>
+          <w:szCs w:val="28"/>
+        </w:rPr>
+        <w:t>Act as a professional social media copywriter.</w:t>
+      </w:r>
+    </w:p>
+    <w:p>
+      <w:pPr>
+        <w:spacing w:after="0"/>
+        <w:rPr>
+          <w:rFonts w:ascii="Times New Roman" w:hAnsi="Times New Roman" w:cs="Times New Roman"/>
+          <w:sz w:val="28"/>
+          <w:szCs w:val="28"/>
+        </w:rPr>
+      </w:pPr>
+      <w:r>
+        <w:rPr>
+          <w:rFonts w:ascii="Times New Roman" w:hAnsi="Times New Roman" w:cs="Times New Roman"/>
+          <w:sz w:val="28"/>
+          <w:szCs w:val="28"/>
+        </w:rPr>
+        <w:t xml:space="preserve">Business Name: </w:t>
+      </w:r>
+      <w:r>
+        <w:rPr>
+          <w:rFonts w:ascii="Times New Roman" w:hAnsi="Times New Roman" w:cs="Times New Roman"/>
+          <w:sz w:val="28"/>
+          <w:szCs w:val="28"/>
+        </w:rPr>
+        <w:t>[BUSINESS NAME]</w:t>
+      </w:r>
+    </w:p>
+    <w:p>
+      <w:pPr>
+        <w:spacing w:after="0"/>
+        <w:rPr>
+          <w:rFonts w:ascii="Times New Roman" w:hAnsi="Times New Roman" w:cs="Times New Roman"/>
+          <w:sz w:val="28"/>
+          <w:szCs w:val="28"/>
+        </w:rPr>
+      </w:pPr>
+      <w:r>
+        <w:rPr>
+          <w:rFonts w:ascii="Times New Roman" w:hAnsi="Times New Roman" w:cs="Times New Roman"/>
+          <w:sz w:val="28"/>
+          <w:szCs w:val="28"/>
+        </w:rPr>
+        <w:t xml:space="preserve">Industry: </w:t>
+      </w:r>
+      <w:r>
+        <w:rPr>
+          <w:rFonts w:ascii="Times New Roman" w:hAnsi="Times New Roman" w:cs="Times New Roman"/>
+          <w:sz w:val="28"/>
+          <w:szCs w:val="28"/>
+        </w:rPr>
+        <w:t>[INDUSTRY]</w:t>
+      </w:r>
+    </w:p>
+    <w:p>
+      <w:pPr>
+        <w:spacing w:after="0"/>
+        <w:rPr>
+          <w:rFonts w:ascii="Times New Roman" w:hAnsi="Times New Roman" w:cs="Times New Roman"/>
+          <w:sz w:val="28"/>
+          <w:szCs w:val="28"/>
+        </w:rPr>
+      </w:pPr>
+      <w:r>
+        <w:rPr>
+          <w:rFonts w:ascii="Times New Roman" w:hAnsi="Times New Roman" w:cs="Times New Roman"/>
+          <w:sz w:val="28"/>
+          <w:szCs w:val="28"/>
+        </w:rPr>
+        <w:t>Generate 15 engag</w:t>
+      </w:r>
+      <w:r>
+        <w:rPr>
+          <w:rFonts w:ascii="Times New Roman" w:hAnsi="Times New Roman" w:cs="Times New Roman"/>
+          <w:sz w:val="28"/>
+          <w:szCs w:val="28"/>
+        </w:rPr>
+        <w:t>ing social media captions for [SERVICES OR EVENT TYPES]</w:t>
+      </w:r>
+      <w:r>
+        <w:rPr>
+          <w:rFonts w:ascii="Times New Roman" w:hAnsi="Times New Roman" w:cs="Times New Roman"/>
+          <w:sz w:val="28"/>
+          <w:szCs w:val="28"/>
+        </w:rPr>
+        <w:t xml:space="preserve">. </w:t>
+      </w:r>
+    </w:p>
+    <w:p>
+      <w:pPr>
+        <w:spacing w:after="0"/>
+        <w:rPr>
+          <w:rFonts w:ascii="Times New Roman" w:hAnsi="Times New Roman" w:cs="Times New Roman"/>
+          <w:sz w:val="28"/>
+          <w:szCs w:val="28"/>
+        </w:rPr>
+      </w:pPr>
+      <w:r>
+        <w:rPr>
+          <w:rFonts w:ascii="Times New Roman" w:hAnsi="Times New Roman" w:cs="Times New Roman"/>
+          <w:sz w:val="28"/>
+          <w:szCs w:val="28"/>
+        </w:rPr>
+        <w:t>Requirements:</w:t>
+      </w:r>
+    </w:p>
+    <w:p>
+      <w:pPr>
+        <w:spacing w:after="0"/>
+        <w:rPr>
+          <w:rFonts w:ascii="Times New Roman" w:hAnsi="Times New Roman" w:cs="Times New Roman"/>
+          <w:sz w:val="28"/>
+          <w:szCs w:val="28"/>
+        </w:rPr>
+      </w:pPr>
+      <w:r>
+        <w:rPr>
+          <w:rFonts w:ascii="Times New Roman" w:hAnsi="Times New Roman" w:cs="Times New Roman"/>
+          <w:sz w:val="28"/>
+          <w:szCs w:val="28"/>
+        </w:rPr>
+        <w:t>* Suitable for Instagram, Facebook, and YouTube Shorts</w:t>
+      </w:r>
+    </w:p>
+    <w:p>
+      <w:pPr>
+        <w:spacing w:after="0"/>
+        <w:rPr>
+          <w:rFonts w:ascii="Times New Roman" w:hAnsi="Times New Roman" w:cs="Times New Roman"/>
+          <w:sz w:val="28"/>
+          <w:szCs w:val="28"/>
+        </w:rPr>
+      </w:pPr>
+      <w:r>
+        <w:rPr>
+          <w:rFonts w:ascii="Times New Roman" w:hAnsi="Times New Roman" w:cs="Times New Roman"/>
+          <w:sz w:val="28"/>
+          <w:szCs w:val="28"/>
+        </w:rPr>
+        <w:t>* Emotional and engaging tone</w:t>
+      </w:r>
+    </w:p>
+    <w:p>
+      <w:pPr>
+        <w:spacing w:after="0"/>
+        <w:rPr>
+          <w:rFonts w:ascii="Times New Roman" w:hAnsi="Times New Roman" w:cs="Times New Roman"/>
+          <w:sz w:val="28"/>
+          <w:szCs w:val="28"/>
+        </w:rPr>
+      </w:pPr>
+      <w:r>
+        <w:rPr>
+          <w:rFonts w:ascii="Times New Roman" w:hAnsi="Times New Roman" w:cs="Times New Roman"/>
+          <w:sz w:val="28"/>
+          <w:szCs w:val="28"/>
+        </w:rPr>
+        <w:t xml:space="preserve">* Focus on </w:t>
+      </w:r>
+      <w:r>
+        <w:rPr>
+          <w:rFonts w:ascii="Times New Roman" w:hAnsi="Times New Roman" w:cs="Times New Roman"/>
+          <w:sz w:val="28"/>
+          <w:szCs w:val="28"/>
+        </w:rPr>
+        <w:t>[SERVICES OR EVENT TYPES]</w:t>
+      </w:r>
+    </w:p>
+    <w:p>
+      <w:pPr>
+        <w:spacing w:after="0"/>
+        <w:rPr>
+          <w:rFonts w:ascii="Times New Roman" w:hAnsi="Times New Roman" w:cs="Times New Roman"/>
+          <w:sz w:val="28"/>
+          <w:szCs w:val="28"/>
+        </w:rPr>
+      </w:pPr>
+      <w:r>
+        <w:rPr>
+          <w:rFonts w:ascii="Times New Roman" w:hAnsi="Times New Roman" w:cs="Times New Roman"/>
+          <w:sz w:val="28"/>
+          <w:szCs w:val="28"/>
+        </w:rPr>
+        <w:t>* 50–80 words each</w:t>
+      </w:r>
+    </w:p>
+    <w:p>
+      <w:pPr>
+        <w:spacing w:after="0"/>
+        <w:rPr>
+          <w:rFonts w:ascii="Times New Roman" w:hAnsi="Times New Roman" w:cs="Times New Roman"/>
+          <w:sz w:val="28"/>
+          <w:szCs w:val="28"/>
+        </w:rPr>
+      </w:pPr>
+      <w:r>
+        <w:rPr>
+          <w:rFonts w:ascii="Times New Roman" w:hAnsi="Times New Roman" w:cs="Times New Roman"/>
+          <w:sz w:val="28"/>
+          <w:szCs w:val="28"/>
+        </w:rPr>
+        <w:t>* Include a subtle call-to-action</w:t>
+      </w:r>
+    </w:p>
+    <w:p>
+      <w:pPr>
+        <w:spacing w:after="0"/>
+        <w:rPr>
+          <w:rFonts w:ascii="Times New Roman" w:hAnsi="Times New Roman" w:cs="Times New Roman"/>
+          <w:sz w:val="28"/>
+          <w:szCs w:val="28"/>
+        </w:rPr>
+      </w:pPr>
+      <w:r>
+        <w:rPr>
+          <w:rFonts w:ascii="Times New Roman" w:hAnsi="Times New Roman" w:cs="Times New Roman"/>
+          <w:sz w:val="28"/>
+          <w:szCs w:val="28"/>
+        </w:rPr>
+        <w:t>* Add relevant hashtags</w:t>
+      </w:r>
+    </w:p>
+    <w:p>
+      <w:pPr>
+        <w:spacing w:after="0"/>
+        <w:rPr>
+          <w:rFonts w:ascii="Times New Roman" w:hAnsi="Times New Roman" w:cs="Times New Roman"/>
+          <w:sz w:val="28"/>
+          <w:szCs w:val="28"/>
+        </w:rPr>
+      </w:pPr>
+      <w:r>
+        <w:rPr>
+          <w:rFonts w:ascii="Times New Roman" w:hAnsi="Times New Roman" w:cs="Times New Roman"/>
+          <w:sz w:val="28"/>
+          <w:szCs w:val="28"/>
+        </w:rPr>
+        <w:t>* Avoid generic marketing language</w:t>
+      </w:r>
+    </w:p>
+    <w:p>
+      <w:pPr>
+        <w:spacing w:after="0"/>
+        <w:rPr>
+          <w:rFonts w:ascii="Times New Roman" w:hAnsi="Times New Roman" w:cs="Times New Roman"/>
+          <w:sz w:val="28"/>
+          <w:szCs w:val="28"/>
+        </w:rPr>
+      </w:pPr>
+    </w:p>
+    <w:p>
+      <w:pPr>
+        <w:spacing w:after="0"/>
+        <w:rPr>
+          <w:rFonts w:ascii="Times New Roman" w:hAnsi="Times New Roman" w:cs="Times New Roman"/>
+          <w:b/>
+          <w:sz w:val="28"/>
+          <w:szCs w:val="28"/>
+        </w:rPr>
+      </w:pPr>
+      <w:r>
+        <w:rPr>
+          <w:rFonts w:ascii="Times New Roman" w:hAnsi="Times New Roman" w:cs="Times New Roman"/>
+          <w:b/>
+          <w:sz w:val="28"/>
+          <w:szCs w:val="28"/>
+        </w:rPr>
+        <w:t>LOGIC:</w:t>
+      </w:r>
+    </w:p>
+    <w:p>
+      <w:pPr>
+        <w:spacing w:before="100" w:beforeAutospacing="1" w:after="100" w:afterAutospacing="1" w:line="240" w:lineRule="auto"/>
+        <w:outlineLvl w:val="2"/>
+        <w:rPr>
+          <w:rFonts w:ascii="Times New Roman" w:hAnsi="Times New Roman" w:cs="Times New Roman"/>
+          <w:sz w:val="28"/>
+          <w:szCs w:val="28"/>
+        </w:rPr>
+      </w:pPr>
+      <w:r>
+        <w:rPr>
+          <w:rFonts w:ascii="Times New Roman" w:hAnsi="Times New Roman" w:cs="Times New Roman"/>
+          <w:sz w:val="28"/>
+          <w:szCs w:val="28"/>
+        </w:rPr>
+        <w:t xml:space="preserve">This prompt framework </w:t>
+      </w:r>
+      <w:proofErr w:type="gramStart"/>
+      <w:r>
+        <w:rPr>
+          <w:rFonts w:ascii="Times New Roman" w:hAnsi="Times New Roman" w:cs="Times New Roman"/>
+          <w:sz w:val="28"/>
+          <w:szCs w:val="28"/>
+        </w:rPr>
+        <w:t>is designed</w:t>
+      </w:r>
+      <w:proofErr w:type="gramEnd"/>
+      <w:r>
+        <w:rPr>
+          <w:rFonts w:ascii="Times New Roman" w:hAnsi="Times New Roman" w:cs="Times New Roman"/>
+          <w:sz w:val="28"/>
+          <w:szCs w:val="28"/>
+        </w:rPr>
+        <w:t xml:space="preserve"> to generate engaging social media captions that connect with audiences through storytelling and emotion. It focuses on highlighting services, experiences, and customer value while maintaining a platform-friendly format. The inclusion of subtle calls-to-action helps encourage engagement without sounding overly promotional. Relevant hashtags improve discoverability, and the customizable business details, industry, and service types make the prompt reusable for different businesses and social media campaigns.</w:t>
+      </w:r>
+    </w:p>
+    <w:p>
+      <w:pPr>
+        <w:spacing w:before="100" w:beforeAutospacing="1" w:after="100" w:afterAutospacing="1" w:line="240" w:lineRule="auto"/>
+        <w:rPr>
+          <w:rFonts w:ascii="Times New Roman" w:eastAsia="Times New Roman" w:hAnsi="Times New Roman" w:cs="Times New Roman"/>
+          <w:sz w:val="28"/>
+          <w:szCs w:val="28"/>
+          <w:lang w:eastAsia="en-IN"/>
+        </w:rPr>
+      </w:pPr>
       <w:bookmarkStart w:id="0" w:name="_GoBack"/>
       <w:bookmarkEnd w:id="0"/>
-    </w:p>
-    <w:p>
-      <w:pPr>
-        <w:rPr>
-          <w:rFonts w:ascii="Times New Roman" w:hAnsi="Times New Roman" w:cs="Times New Roman"/>
-          <w:b/>
-          <w:sz w:val="28"/>
-          <w:szCs w:val="28"/>
-        </w:rPr>
-      </w:pPr>
-      <w:r>
-        <w:rPr>
-          <w:rFonts w:ascii="Times New Roman" w:hAnsi="Times New Roman" w:cs="Times New Roman"/>
-          <w:b/>
-          <w:sz w:val="28"/>
-          <w:szCs w:val="28"/>
-        </w:rPr>
-        <w:t>LOGIC:</w:t>
-      </w:r>
-    </w:p>
-    <w:p>
-      <w:pPr>
-        <w:spacing w:before="100" w:beforeAutospacing="1" w:after="100" w:afterAutospacing="1" w:line="276" w:lineRule="auto"/>
-        <w:rPr>
-          <w:rFonts w:ascii="Times New Roman" w:hAnsi="Times New Roman" w:cs="Times New Roman"/>
-          <w:sz w:val="28"/>
-          <w:szCs w:val="28"/>
-        </w:rPr>
-      </w:pPr>
-      <w:r>
-        <w:rPr>
-          <w:rFonts w:ascii="Times New Roman" w:hAnsi="Times New Roman" w:cs="Times New Roman"/>
-          <w:sz w:val="28"/>
-          <w:szCs w:val="28"/>
-        </w:rPr>
-        <w:t xml:space="preserve">This prompt framework </w:t>
-      </w:r>
-      <w:proofErr w:type="gramStart"/>
-      <w:r>
-        <w:rPr>
-          <w:rFonts w:ascii="Times New Roman" w:hAnsi="Times New Roman" w:cs="Times New Roman"/>
-          <w:sz w:val="28"/>
-          <w:szCs w:val="28"/>
-        </w:rPr>
-        <w:t>is designed</w:t>
-      </w:r>
-      <w:proofErr w:type="gramEnd"/>
-      <w:r>
-        <w:rPr>
-          <w:rFonts w:ascii="Times New Roman" w:hAnsi="Times New Roman" w:cs="Times New Roman"/>
-          <w:sz w:val="28"/>
-          <w:szCs w:val="28"/>
-        </w:rPr>
-        <w:t xml:space="preserve"> to generate short, attention-grabbing UGC-style hooks for social media advertisements. It focuses on creating authentic customer-like statements that quickly capture attention and encourage engagement. By specifying the business type, target audience, and service, the generated hooks remain relevant and conversion-focused. The first-person perspective and emotional tone help build trust and relatability, while the short length makes the content suitable for Instagram Reels, Facebook Videos, and YouTube Shorts. Since the business name, service, and target audience can be customized, the prompt can be reused across different businesses and marketing campaigns.</w:t>
-      </w:r>
-    </w:p>
-    <w:p>
-      <w:pPr>
-        <w:spacing w:before="100" w:beforeAutospacing="1" w:after="100" w:afterAutospacing="1" w:line="240" w:lineRule="auto"/>
-        <w:rPr>
-          <w:rFonts w:ascii="Times New Roman" w:eastAsia="Times New Roman" w:hAnsi="Times New Roman" w:cs="Times New Roman"/>
-          <w:sz w:val="28"/>
-          <w:szCs w:val="28"/>
-          <w:lang w:eastAsia="en-IN"/>
-        </w:rPr>
-      </w:pPr>
-      <w:r>
-        <w:rPr>
-          <w:rFonts w:ascii="Times New Roman" w:eastAsia="Times New Roman" w:hAnsi="Times New Roman" w:cs="Times New Roman"/>
-          <w:sz w:val="28"/>
-          <w:szCs w:val="28"/>
-          <w:lang w:eastAsia="en-IN"/>
-        </w:rPr>
-        <w:t>Formula</w:t>
-      </w:r>
-      <w:proofErr w:type="gramStart"/>
-      <w:r>
-        <w:rPr>
-          <w:rFonts w:ascii="Times New Roman" w:eastAsia="Times New Roman" w:hAnsi="Times New Roman" w:cs="Times New Roman"/>
-          <w:sz w:val="28"/>
-          <w:szCs w:val="28"/>
-          <w:lang w:eastAsia="en-IN"/>
-        </w:rPr>
-        <w:t>:</w:t>
-      </w:r>
-      <w:proofErr w:type="gramEnd"/>
-      <w:r>
-        <w:rPr>
-          <w:rFonts w:ascii="Times New Roman" w:eastAsia="Times New Roman" w:hAnsi="Times New Roman" w:cs="Times New Roman"/>
-          <w:sz w:val="28"/>
-          <w:szCs w:val="28"/>
-          <w:lang w:eastAsia="en-IN"/>
-        </w:rPr>
-        <w:br/>
-      </w:r>
-      <w:r>
-        <w:rPr>
-          <w:rFonts w:ascii="Times New Roman" w:eastAsia="Times New Roman" w:hAnsi="Times New Roman" w:cs="Times New Roman"/>
-          <w:b/>
-          <w:bCs/>
-          <w:sz w:val="28"/>
-          <w:szCs w:val="28"/>
-          <w:lang w:eastAsia="en-IN"/>
-        </w:rPr>
-        <w:t>Emotion + Experience + Curiosity</w:t>
-      </w:r>
-    </w:p>
-    <w:p>
-      <w:pPr>
-        <w:rPr>
-          <w:rFonts w:ascii="Times New Roman" w:hAnsi="Times New Roman" w:cs="Times New Roman"/>
-          <w:b/>
-          <w:sz w:val="28"/>
-          <w:szCs w:val="28"/>
-        </w:rPr>
-      </w:pPr>
-    </w:p>
-    <w:p>
-      <w:pPr>
-        <w:rPr>
-          <w:rFonts w:ascii="Times New Roman" w:hAnsi="Times New Roman" w:cs="Times New Roman"/>
-          <w:b/>
-          <w:sz w:val="28"/>
-          <w:szCs w:val="28"/>
-        </w:rPr>
-      </w:pPr>
-    </w:p>
-    <w:p>
-      <w:pPr>
-        <w:rPr>
-          <w:rFonts w:ascii="Times New Roman" w:hAnsi="Times New Roman" w:cs="Times New Roman"/>
-          <w:b/>
-          <w:sz w:val="28"/>
-          <w:szCs w:val="28"/>
-        </w:rPr>
-      </w:pPr>
-      <w:proofErr w:type="gramStart"/>
-      <w:r>
-        <w:rPr>
-          <w:rFonts w:ascii="Times New Roman" w:hAnsi="Times New Roman" w:cs="Times New Roman"/>
-          <w:b/>
-          <w:sz w:val="28"/>
-          <w:szCs w:val="28"/>
-        </w:rPr>
-        <w:t>3.CTA</w:t>
-      </w:r>
-      <w:proofErr w:type="gramEnd"/>
-      <w:r>
-        <w:rPr>
-          <w:rFonts w:ascii="Times New Roman" w:hAnsi="Times New Roman" w:cs="Times New Roman"/>
-          <w:b/>
-          <w:sz w:val="28"/>
-          <w:szCs w:val="28"/>
-        </w:rPr>
-        <w:t>:</w:t>
-      </w:r>
-    </w:p>
-    <w:p>
-      <w:pPr>
-        <w:spacing w:after="0"/>
-        <w:rPr>
-          <w:rFonts w:ascii="Times New Roman" w:hAnsi="Times New Roman" w:cs="Times New Roman"/>
-          <w:sz w:val="28"/>
-          <w:szCs w:val="28"/>
-        </w:rPr>
-      </w:pPr>
-      <w:r>
-        <w:rPr>
-          <w:rFonts w:ascii="Times New Roman" w:hAnsi="Times New Roman" w:cs="Times New Roman"/>
-          <w:sz w:val="28"/>
-          <w:szCs w:val="28"/>
-        </w:rPr>
-        <w:t>Act as a professional direct-response copywriter.</w:t>
-      </w:r>
-    </w:p>
-    <w:p>
-      <w:pPr>
-        <w:spacing w:after="0"/>
-        <w:rPr>
-          <w:rFonts w:ascii="Times New Roman" w:hAnsi="Times New Roman" w:cs="Times New Roman"/>
-          <w:sz w:val="28"/>
-          <w:szCs w:val="28"/>
-        </w:rPr>
-      </w:pPr>
-      <w:r>
-        <w:rPr>
-          <w:rFonts w:ascii="Times New Roman" w:hAnsi="Times New Roman" w:cs="Times New Roman"/>
-          <w:sz w:val="28"/>
-          <w:szCs w:val="28"/>
-        </w:rPr>
-        <w:t xml:space="preserve">Business Name: </w:t>
-      </w:r>
-      <w:r>
-        <w:rPr>
-          <w:rFonts w:ascii="Times New Roman" w:hAnsi="Times New Roman" w:cs="Times New Roman"/>
-          <w:sz w:val="28"/>
-          <w:szCs w:val="28"/>
-        </w:rPr>
-        <w:t>[BUSINESS NAME]</w:t>
-      </w:r>
-    </w:p>
-    <w:p>
-      <w:pPr>
-        <w:spacing w:after="0"/>
-        <w:rPr>
-          <w:rFonts w:ascii="Times New Roman" w:hAnsi="Times New Roman" w:cs="Times New Roman"/>
-          <w:sz w:val="28"/>
-          <w:szCs w:val="28"/>
-        </w:rPr>
-      </w:pPr>
-      <w:r>
-        <w:rPr>
-          <w:rFonts w:ascii="Times New Roman" w:hAnsi="Times New Roman" w:cs="Times New Roman"/>
-          <w:sz w:val="28"/>
-          <w:szCs w:val="28"/>
-        </w:rPr>
-        <w:t xml:space="preserve">Industry: </w:t>
-      </w:r>
-      <w:r>
-        <w:rPr>
-          <w:rFonts w:ascii="Times New Roman" w:hAnsi="Times New Roman" w:cs="Times New Roman"/>
-          <w:sz w:val="28"/>
-          <w:szCs w:val="28"/>
-        </w:rPr>
-        <w:t>[INDUSTRY]</w:t>
-      </w:r>
-    </w:p>
-    <w:p>
-      <w:pPr>
-        <w:spacing w:after="0"/>
-        <w:rPr>
-          <w:rFonts w:ascii="Times New Roman" w:hAnsi="Times New Roman" w:cs="Times New Roman"/>
-          <w:sz w:val="28"/>
-          <w:szCs w:val="28"/>
-        </w:rPr>
-      </w:pPr>
-      <w:r>
-        <w:rPr>
-          <w:rFonts w:ascii="Times New Roman" w:hAnsi="Times New Roman" w:cs="Times New Roman"/>
-          <w:sz w:val="28"/>
-          <w:szCs w:val="28"/>
-        </w:rPr>
-        <w:t>Generate 15 unique call-to-action (CTA) statements for social media ads.</w:t>
-      </w:r>
-    </w:p>
-    <w:p>
-      <w:pPr>
-        <w:spacing w:after="0"/>
-        <w:rPr>
-          <w:rFonts w:ascii="Times New Roman" w:hAnsi="Times New Roman" w:cs="Times New Roman"/>
-          <w:sz w:val="28"/>
-          <w:szCs w:val="28"/>
-        </w:rPr>
-      </w:pPr>
-      <w:r>
-        <w:rPr>
-          <w:rFonts w:ascii="Times New Roman" w:hAnsi="Times New Roman" w:cs="Times New Roman"/>
-          <w:sz w:val="28"/>
-          <w:szCs w:val="28"/>
-        </w:rPr>
-        <w:t>Requirements:</w:t>
-      </w:r>
-    </w:p>
-    <w:p>
-      <w:pPr>
-        <w:spacing w:after="0"/>
-        <w:rPr>
-          <w:rFonts w:ascii="Times New Roman" w:hAnsi="Times New Roman" w:cs="Times New Roman"/>
-          <w:sz w:val="28"/>
-          <w:szCs w:val="28"/>
-        </w:rPr>
-      </w:pPr>
-      <w:r>
-        <w:rPr>
-          <w:rFonts w:ascii="Times New Roman" w:hAnsi="Times New Roman" w:cs="Times New Roman"/>
-          <w:sz w:val="28"/>
-          <w:szCs w:val="28"/>
-        </w:rPr>
-        <w:t>- Encourage users to book a consultation or inquire about services</w:t>
-      </w:r>
-    </w:p>
-    <w:p>
-      <w:pPr>
-        <w:spacing w:after="0"/>
-        <w:rPr>
-          <w:rFonts w:ascii="Times New Roman" w:hAnsi="Times New Roman" w:cs="Times New Roman"/>
-          <w:sz w:val="28"/>
-          <w:szCs w:val="28"/>
-        </w:rPr>
-      </w:pPr>
-      <w:r>
-        <w:rPr>
-          <w:rFonts w:ascii="Times New Roman" w:hAnsi="Times New Roman" w:cs="Times New Roman"/>
-          <w:sz w:val="28"/>
-          <w:szCs w:val="28"/>
-        </w:rPr>
-        <w:t xml:space="preserve">- Focus on </w:t>
-      </w:r>
-      <w:r>
-        <w:rPr>
-          <w:rFonts w:ascii="Times New Roman" w:hAnsi="Times New Roman" w:cs="Times New Roman"/>
-          <w:sz w:val="28"/>
-          <w:szCs w:val="28"/>
-        </w:rPr>
-        <w:t>[SERVICES OR EVENT TYPES]</w:t>
-      </w:r>
-    </w:p>
-    <w:p>
-      <w:pPr>
-        <w:spacing w:after="0"/>
-        <w:rPr>
-          <w:rFonts w:ascii="Times New Roman" w:hAnsi="Times New Roman" w:cs="Times New Roman"/>
-          <w:sz w:val="28"/>
-          <w:szCs w:val="28"/>
-        </w:rPr>
-      </w:pPr>
-      <w:r>
-        <w:rPr>
-          <w:rFonts w:ascii="Times New Roman" w:hAnsi="Times New Roman" w:cs="Times New Roman"/>
-          <w:sz w:val="28"/>
-          <w:szCs w:val="28"/>
-        </w:rPr>
-        <w:t>- Keep each CTA under 12 words</w:t>
-      </w:r>
-    </w:p>
-    <w:p>
-      <w:pPr>
-        <w:spacing w:after="0"/>
-        <w:rPr>
-          <w:rFonts w:ascii="Times New Roman" w:hAnsi="Times New Roman" w:cs="Times New Roman"/>
-          <w:sz w:val="28"/>
-          <w:szCs w:val="28"/>
-        </w:rPr>
-      </w:pPr>
-      <w:r>
-        <w:rPr>
-          <w:rFonts w:ascii="Times New Roman" w:hAnsi="Times New Roman" w:cs="Times New Roman"/>
-          <w:sz w:val="28"/>
-          <w:szCs w:val="28"/>
-        </w:rPr>
-        <w:t>- Use action-oriented language</w:t>
-      </w:r>
-    </w:p>
-    <w:p>
-      <w:pPr>
-        <w:spacing w:after="0"/>
-        <w:rPr>
-          <w:rFonts w:ascii="Times New Roman" w:hAnsi="Times New Roman" w:cs="Times New Roman"/>
-          <w:sz w:val="28"/>
-          <w:szCs w:val="28"/>
-        </w:rPr>
-      </w:pPr>
-      <w:r>
-        <w:rPr>
-          <w:rFonts w:ascii="Times New Roman" w:hAnsi="Times New Roman" w:cs="Times New Roman"/>
-          <w:sz w:val="28"/>
-          <w:szCs w:val="28"/>
-        </w:rPr>
-        <w:t>- Create a mix of urgency, emotional, and trust-based CTAs</w:t>
-      </w:r>
-    </w:p>
-    <w:p>
-      <w:pPr>
-        <w:spacing w:after="0"/>
-        <w:rPr>
-          <w:rFonts w:ascii="Times New Roman" w:hAnsi="Times New Roman" w:cs="Times New Roman"/>
-          <w:sz w:val="28"/>
-          <w:szCs w:val="28"/>
-        </w:rPr>
-      </w:pPr>
-      <w:r>
-        <w:rPr>
-          <w:rFonts w:ascii="Times New Roman" w:hAnsi="Times New Roman" w:cs="Times New Roman"/>
-          <w:sz w:val="28"/>
-          <w:szCs w:val="28"/>
-        </w:rPr>
-        <w:t>- Suitable for Instagram, Facebook, and YouTube Shorts</w:t>
-      </w:r>
-    </w:p>
-    <w:p>
-      <w:pPr>
-        <w:spacing w:after="0"/>
-        <w:rPr>
-          <w:rFonts w:ascii="Times New Roman" w:hAnsi="Times New Roman" w:cs="Times New Roman"/>
-          <w:sz w:val="28"/>
-          <w:szCs w:val="28"/>
-        </w:rPr>
-      </w:pPr>
-    </w:p>
-    <w:p>
-      <w:pPr>
-        <w:rPr>
-          <w:rFonts w:ascii="Times New Roman" w:hAnsi="Times New Roman" w:cs="Times New Roman"/>
-          <w:b/>
-          <w:sz w:val="28"/>
-          <w:szCs w:val="28"/>
-        </w:rPr>
-      </w:pPr>
-      <w:r>
-        <w:rPr>
-          <w:rFonts w:ascii="Times New Roman" w:hAnsi="Times New Roman" w:cs="Times New Roman"/>
-          <w:b/>
-          <w:sz w:val="28"/>
-          <w:szCs w:val="28"/>
-        </w:rPr>
-        <w:t>LOGIC:</w:t>
-      </w:r>
-    </w:p>
-    <w:p>
-      <w:pPr>
-        <w:spacing w:before="100" w:beforeAutospacing="1" w:after="100" w:afterAutospacing="1" w:line="240" w:lineRule="auto"/>
-        <w:rPr>
-          <w:rFonts w:ascii="Times New Roman" w:hAnsi="Times New Roman" w:cs="Times New Roman"/>
-          <w:sz w:val="28"/>
-          <w:szCs w:val="28"/>
-        </w:rPr>
-      </w:pPr>
-      <w:r>
-        <w:rPr>
-          <w:rFonts w:ascii="Times New Roman" w:hAnsi="Times New Roman" w:cs="Times New Roman"/>
-          <w:sz w:val="28"/>
-          <w:szCs w:val="28"/>
-        </w:rPr>
-        <w:t xml:space="preserve">This prompt framework </w:t>
-      </w:r>
-      <w:proofErr w:type="gramStart"/>
-      <w:r>
-        <w:rPr>
-          <w:rFonts w:ascii="Times New Roman" w:hAnsi="Times New Roman" w:cs="Times New Roman"/>
-          <w:sz w:val="28"/>
-          <w:szCs w:val="28"/>
-        </w:rPr>
-        <w:t>is designed</w:t>
-      </w:r>
-      <w:proofErr w:type="gramEnd"/>
-      <w:r>
-        <w:rPr>
-          <w:rFonts w:ascii="Times New Roman" w:hAnsi="Times New Roman" w:cs="Times New Roman"/>
-          <w:sz w:val="28"/>
-          <w:szCs w:val="28"/>
-        </w:rPr>
-        <w:t xml:space="preserve"> to generate short, persuasive CTA statements for social media marketing. It focuses on encouraging users to take a specific action through action-oriented language, emotional appeal, urgency, and trust-building elements. The short format makes the CTAs suitable for platforms such as Instagram, Facebook, and YouTube Shorts. By allowing the business name, industry, services, and desired action to </w:t>
-      </w:r>
-      <w:proofErr w:type="gramStart"/>
-      <w:r>
-        <w:rPr>
-          <w:rFonts w:ascii="Times New Roman" w:hAnsi="Times New Roman" w:cs="Times New Roman"/>
-          <w:sz w:val="28"/>
-          <w:szCs w:val="28"/>
-        </w:rPr>
-        <w:t>be customized</w:t>
-      </w:r>
-      <w:proofErr w:type="gramEnd"/>
-      <w:r>
-        <w:rPr>
-          <w:rFonts w:ascii="Times New Roman" w:hAnsi="Times New Roman" w:cs="Times New Roman"/>
-          <w:sz w:val="28"/>
-          <w:szCs w:val="28"/>
-        </w:rPr>
-        <w:t>, the framework can be reused for different businesses and marketing campaigns.</w:t>
-      </w:r>
-    </w:p>
-    <w:p>
-      <w:pPr>
-        <w:spacing w:before="100" w:beforeAutospacing="1" w:after="100" w:afterAutospacing="1" w:line="240" w:lineRule="auto"/>
-        <w:rPr>
-          <w:rFonts w:ascii="Times New Roman" w:eastAsia="Times New Roman" w:hAnsi="Times New Roman" w:cs="Times New Roman"/>
-          <w:sz w:val="28"/>
-          <w:szCs w:val="28"/>
-          <w:lang w:eastAsia="en-IN"/>
-        </w:rPr>
-      </w:pPr>
-      <w:r>
-        <w:rPr>
-          <w:rFonts w:ascii="Times New Roman" w:eastAsia="Times New Roman" w:hAnsi="Times New Roman" w:cs="Times New Roman"/>
-          <w:b/>
-          <w:bCs/>
-          <w:sz w:val="28"/>
-          <w:szCs w:val="28"/>
-          <w:lang w:eastAsia="en-IN"/>
-        </w:rPr>
-        <w:t>Goal:</w:t>
-      </w:r>
-      <w:r>
-        <w:rPr>
-          <w:rFonts w:ascii="Times New Roman" w:eastAsia="Times New Roman" w:hAnsi="Times New Roman" w:cs="Times New Roman"/>
-          <w:sz w:val="28"/>
-          <w:szCs w:val="28"/>
-          <w:lang w:eastAsia="en-IN"/>
-        </w:rPr>
-        <w:t xml:space="preserve"> Turn viewers into inquiries and bookings.</w:t>
-      </w:r>
-    </w:p>
-    <w:p>
-      <w:pPr>
-        <w:spacing w:before="100" w:beforeAutospacing="1" w:after="100" w:afterAutospacing="1" w:line="240" w:lineRule="auto"/>
-        <w:rPr>
-          <w:rFonts w:ascii="Times New Roman" w:eastAsia="Times New Roman" w:hAnsi="Times New Roman" w:cs="Times New Roman"/>
-          <w:sz w:val="28"/>
-          <w:szCs w:val="28"/>
-          <w:lang w:eastAsia="en-IN"/>
-        </w:rPr>
-      </w:pPr>
-    </w:p>
-    <w:p>
-      <w:pPr>
-        <w:spacing w:before="100" w:beforeAutospacing="1" w:after="100" w:afterAutospacing="1" w:line="240" w:lineRule="auto"/>
-        <w:rPr>
-          <w:rFonts w:ascii="Times New Roman" w:eastAsia="Times New Roman" w:hAnsi="Times New Roman" w:cs="Times New Roman"/>
-          <w:sz w:val="28"/>
-          <w:szCs w:val="28"/>
-          <w:lang w:eastAsia="en-IN"/>
-        </w:rPr>
-      </w:pPr>
-    </w:p>
-    <w:p>
-      <w:pPr>
-        <w:spacing w:after="0"/>
-        <w:rPr>
-          <w:rFonts w:ascii="Times New Roman" w:hAnsi="Times New Roman" w:cs="Times New Roman"/>
-          <w:b/>
-          <w:sz w:val="28"/>
-          <w:szCs w:val="28"/>
-        </w:rPr>
-      </w:pPr>
-      <w:proofErr w:type="gramStart"/>
-      <w:r>
-        <w:rPr>
-          <w:rFonts w:ascii="Times New Roman" w:hAnsi="Times New Roman" w:cs="Times New Roman"/>
-          <w:b/>
-          <w:sz w:val="28"/>
-          <w:szCs w:val="28"/>
-        </w:rPr>
-        <w:t>4.CAPTIONS</w:t>
-      </w:r>
-      <w:proofErr w:type="gramEnd"/>
-      <w:r>
-        <w:rPr>
-          <w:rFonts w:ascii="Times New Roman" w:hAnsi="Times New Roman" w:cs="Times New Roman"/>
-          <w:b/>
-          <w:sz w:val="28"/>
-          <w:szCs w:val="28"/>
-        </w:rPr>
-        <w:t>:</w:t>
-      </w:r>
-    </w:p>
-    <w:p>
-      <w:pPr>
-        <w:spacing w:after="0"/>
-        <w:rPr>
-          <w:rFonts w:ascii="Times New Roman" w:hAnsi="Times New Roman" w:cs="Times New Roman"/>
-          <w:sz w:val="28"/>
-          <w:szCs w:val="28"/>
-        </w:rPr>
-      </w:pPr>
-      <w:r>
-        <w:rPr>
-          <w:rFonts w:ascii="Times New Roman" w:hAnsi="Times New Roman" w:cs="Times New Roman"/>
-          <w:sz w:val="28"/>
-          <w:szCs w:val="28"/>
-        </w:rPr>
-        <w:t>Act as a professional social media copywriter.</w:t>
-      </w:r>
-    </w:p>
-    <w:p>
-      <w:pPr>
-        <w:spacing w:after="0"/>
-        <w:rPr>
-          <w:rFonts w:ascii="Times New Roman" w:hAnsi="Times New Roman" w:cs="Times New Roman"/>
-          <w:sz w:val="28"/>
-          <w:szCs w:val="28"/>
-        </w:rPr>
-      </w:pPr>
-    </w:p>
-    <w:p>
-      <w:pPr>
-        <w:spacing w:after="0"/>
-        <w:rPr>
-          <w:rFonts w:ascii="Times New Roman" w:hAnsi="Times New Roman" w:cs="Times New Roman"/>
-          <w:sz w:val="28"/>
-          <w:szCs w:val="28"/>
-        </w:rPr>
-      </w:pPr>
-      <w:r>
-        <w:rPr>
-          <w:rFonts w:ascii="Times New Roman" w:hAnsi="Times New Roman" w:cs="Times New Roman"/>
-          <w:sz w:val="28"/>
-          <w:szCs w:val="28"/>
-        </w:rPr>
-        <w:t xml:space="preserve">Business Name: </w:t>
-      </w:r>
-      <w:r>
-        <w:rPr>
-          <w:rFonts w:ascii="Times New Roman" w:hAnsi="Times New Roman" w:cs="Times New Roman"/>
-          <w:sz w:val="28"/>
-          <w:szCs w:val="28"/>
-        </w:rPr>
-        <w:t>[BUSINESS NAME]</w:t>
-      </w:r>
-    </w:p>
-    <w:p>
-      <w:pPr>
-        <w:spacing w:after="0"/>
-        <w:rPr>
-          <w:rFonts w:ascii="Times New Roman" w:hAnsi="Times New Roman" w:cs="Times New Roman"/>
-          <w:sz w:val="28"/>
-          <w:szCs w:val="28"/>
-        </w:rPr>
-      </w:pPr>
-      <w:r>
-        <w:rPr>
-          <w:rFonts w:ascii="Times New Roman" w:hAnsi="Times New Roman" w:cs="Times New Roman"/>
-          <w:sz w:val="28"/>
-          <w:szCs w:val="28"/>
-        </w:rPr>
-        <w:t xml:space="preserve">Industry: </w:t>
-      </w:r>
-      <w:r>
-        <w:rPr>
-          <w:rFonts w:ascii="Times New Roman" w:hAnsi="Times New Roman" w:cs="Times New Roman"/>
-          <w:sz w:val="28"/>
-          <w:szCs w:val="28"/>
-        </w:rPr>
-        <w:t>[INDUSTRY]</w:t>
-      </w:r>
-    </w:p>
-    <w:p>
-      <w:pPr>
-        <w:spacing w:after="0"/>
-        <w:rPr>
-          <w:rFonts w:ascii="Times New Roman" w:hAnsi="Times New Roman" w:cs="Times New Roman"/>
-          <w:sz w:val="28"/>
-          <w:szCs w:val="28"/>
-        </w:rPr>
-      </w:pPr>
-    </w:p>
-    <w:p>
-      <w:pPr>
-        <w:spacing w:after="0"/>
-        <w:rPr>
-          <w:rFonts w:ascii="Times New Roman" w:hAnsi="Times New Roman" w:cs="Times New Roman"/>
-          <w:sz w:val="28"/>
-          <w:szCs w:val="28"/>
-        </w:rPr>
-      </w:pPr>
-      <w:r>
-        <w:rPr>
-          <w:rFonts w:ascii="Times New Roman" w:hAnsi="Times New Roman" w:cs="Times New Roman"/>
-          <w:sz w:val="28"/>
-          <w:szCs w:val="28"/>
-        </w:rPr>
-        <w:t>Generate 15 engag</w:t>
-      </w:r>
-      <w:r>
-        <w:rPr>
-          <w:rFonts w:ascii="Times New Roman" w:hAnsi="Times New Roman" w:cs="Times New Roman"/>
-          <w:sz w:val="28"/>
-          <w:szCs w:val="28"/>
-        </w:rPr>
-        <w:t xml:space="preserve">ing social media captions for </w:t>
-      </w:r>
-      <w:r>
-        <w:rPr>
-          <w:rFonts w:ascii="Times New Roman" w:hAnsi="Times New Roman" w:cs="Times New Roman"/>
-          <w:sz w:val="28"/>
-          <w:szCs w:val="28"/>
-        </w:rPr>
-        <w:t>[SERVICES OR EVENT TYPES]</w:t>
-      </w:r>
-      <w:r>
-        <w:rPr>
-          <w:rFonts w:ascii="Times New Roman" w:hAnsi="Times New Roman" w:cs="Times New Roman"/>
-          <w:sz w:val="28"/>
-          <w:szCs w:val="28"/>
-        </w:rPr>
-        <w:t xml:space="preserve">. </w:t>
-      </w:r>
-    </w:p>
-    <w:p>
-      <w:pPr>
-        <w:spacing w:after="0"/>
-        <w:rPr>
-          <w:rFonts w:ascii="Times New Roman" w:hAnsi="Times New Roman" w:cs="Times New Roman"/>
-          <w:sz w:val="28"/>
-          <w:szCs w:val="28"/>
-        </w:rPr>
-      </w:pPr>
-    </w:p>
-    <w:p>
-      <w:pPr>
-        <w:spacing w:after="0"/>
-        <w:rPr>
-          <w:rFonts w:ascii="Times New Roman" w:hAnsi="Times New Roman" w:cs="Times New Roman"/>
-          <w:sz w:val="28"/>
-          <w:szCs w:val="28"/>
-        </w:rPr>
-      </w:pPr>
-      <w:r>
-        <w:rPr>
-          <w:rFonts w:ascii="Times New Roman" w:hAnsi="Times New Roman" w:cs="Times New Roman"/>
-          <w:sz w:val="28"/>
-          <w:szCs w:val="28"/>
-        </w:rPr>
-        <w:t>Requirements:</w:t>
-      </w:r>
-    </w:p>
-    <w:p>
-      <w:pPr>
-        <w:spacing w:after="0"/>
-        <w:rPr>
-          <w:rFonts w:ascii="Times New Roman" w:hAnsi="Times New Roman" w:cs="Times New Roman"/>
-          <w:sz w:val="28"/>
-          <w:szCs w:val="28"/>
-        </w:rPr>
-      </w:pPr>
-    </w:p>
-    <w:p>
-      <w:pPr>
-        <w:spacing w:after="0"/>
-        <w:rPr>
-          <w:rFonts w:ascii="Times New Roman" w:hAnsi="Times New Roman" w:cs="Times New Roman"/>
-          <w:sz w:val="28"/>
-          <w:szCs w:val="28"/>
-        </w:rPr>
-      </w:pPr>
-      <w:r>
-        <w:rPr>
-          <w:rFonts w:ascii="Times New Roman" w:hAnsi="Times New Roman" w:cs="Times New Roman"/>
-          <w:sz w:val="28"/>
-          <w:szCs w:val="28"/>
-        </w:rPr>
-        <w:t>* Suitable for Instagram, Facebook, and YouTube Shorts</w:t>
-      </w:r>
-    </w:p>
-    <w:p>
-      <w:pPr>
-        <w:spacing w:after="0"/>
-        <w:rPr>
-          <w:rFonts w:ascii="Times New Roman" w:hAnsi="Times New Roman" w:cs="Times New Roman"/>
-          <w:sz w:val="28"/>
-          <w:szCs w:val="28"/>
-        </w:rPr>
-      </w:pPr>
-      <w:r>
-        <w:rPr>
-          <w:rFonts w:ascii="Times New Roman" w:hAnsi="Times New Roman" w:cs="Times New Roman"/>
-          <w:sz w:val="28"/>
-          <w:szCs w:val="28"/>
-        </w:rPr>
-        <w:t>* Emotional and engaging tone</w:t>
-      </w:r>
-    </w:p>
-    <w:p>
-      <w:pPr>
-        <w:spacing w:after="0"/>
-        <w:rPr>
-          <w:rFonts w:ascii="Times New Roman" w:hAnsi="Times New Roman" w:cs="Times New Roman"/>
-          <w:sz w:val="28"/>
-          <w:szCs w:val="28"/>
-        </w:rPr>
-      </w:pPr>
-      <w:r>
-        <w:rPr>
-          <w:rFonts w:ascii="Times New Roman" w:hAnsi="Times New Roman" w:cs="Times New Roman"/>
-          <w:sz w:val="28"/>
-          <w:szCs w:val="28"/>
-        </w:rPr>
-        <w:t xml:space="preserve">* Focus on </w:t>
-      </w:r>
-      <w:r>
-        <w:rPr>
-          <w:rFonts w:ascii="Times New Roman" w:hAnsi="Times New Roman" w:cs="Times New Roman"/>
-          <w:sz w:val="28"/>
-          <w:szCs w:val="28"/>
-        </w:rPr>
-        <w:t>[SERVICES OR EVENT TYPES]</w:t>
-      </w:r>
-    </w:p>
-    <w:p>
-      <w:pPr>
-        <w:spacing w:after="0"/>
-        <w:rPr>
-          <w:rFonts w:ascii="Times New Roman" w:hAnsi="Times New Roman" w:cs="Times New Roman"/>
-          <w:sz w:val="28"/>
-          <w:szCs w:val="28"/>
-        </w:rPr>
-      </w:pPr>
-      <w:r>
-        <w:rPr>
-          <w:rFonts w:ascii="Times New Roman" w:hAnsi="Times New Roman" w:cs="Times New Roman"/>
-          <w:sz w:val="28"/>
-          <w:szCs w:val="28"/>
-        </w:rPr>
-        <w:t>* 50–80 words each</w:t>
-      </w:r>
-    </w:p>
-    <w:p>
-      <w:pPr>
-        <w:spacing w:after="0"/>
-        <w:rPr>
-          <w:rFonts w:ascii="Times New Roman" w:hAnsi="Times New Roman" w:cs="Times New Roman"/>
-          <w:sz w:val="28"/>
-          <w:szCs w:val="28"/>
-        </w:rPr>
-      </w:pPr>
-      <w:r>
-        <w:rPr>
-          <w:rFonts w:ascii="Times New Roman" w:hAnsi="Times New Roman" w:cs="Times New Roman"/>
-          <w:sz w:val="28"/>
-          <w:szCs w:val="28"/>
-        </w:rPr>
-        <w:t>* Include a subtle call-to-action</w:t>
-      </w:r>
-    </w:p>
-    <w:p>
-      <w:pPr>
-        <w:spacing w:after="0"/>
-        <w:rPr>
-          <w:rFonts w:ascii="Times New Roman" w:hAnsi="Times New Roman" w:cs="Times New Roman"/>
-          <w:sz w:val="28"/>
-          <w:szCs w:val="28"/>
-        </w:rPr>
-      </w:pPr>
-      <w:r>
-        <w:rPr>
-          <w:rFonts w:ascii="Times New Roman" w:hAnsi="Times New Roman" w:cs="Times New Roman"/>
-          <w:sz w:val="28"/>
-          <w:szCs w:val="28"/>
-        </w:rPr>
-        <w:t>* Add relevant hashtags</w:t>
-      </w:r>
-    </w:p>
-    <w:p>
-      <w:pPr>
-        <w:spacing w:after="0"/>
-        <w:rPr>
-          <w:rFonts w:ascii="Times New Roman" w:hAnsi="Times New Roman" w:cs="Times New Roman"/>
-          <w:sz w:val="28"/>
-          <w:szCs w:val="28"/>
-        </w:rPr>
-      </w:pPr>
-      <w:r>
-        <w:rPr>
-          <w:rFonts w:ascii="Times New Roman" w:hAnsi="Times New Roman" w:cs="Times New Roman"/>
-          <w:sz w:val="28"/>
-          <w:szCs w:val="28"/>
-        </w:rPr>
-        <w:t>* Avoid generic marketing language</w:t>
-      </w:r>
-    </w:p>
-    <w:p>
-      <w:pPr>
-        <w:spacing w:after="0"/>
-        <w:rPr>
-          <w:rFonts w:ascii="Times New Roman" w:hAnsi="Times New Roman" w:cs="Times New Roman"/>
-          <w:sz w:val="28"/>
-          <w:szCs w:val="28"/>
-        </w:rPr>
-      </w:pPr>
-    </w:p>
-    <w:p>
-      <w:pPr>
-        <w:spacing w:after="0"/>
-        <w:rPr>
-          <w:rFonts w:ascii="Times New Roman" w:hAnsi="Times New Roman" w:cs="Times New Roman"/>
-          <w:b/>
-          <w:sz w:val="28"/>
-          <w:szCs w:val="28"/>
-        </w:rPr>
-      </w:pPr>
-      <w:r>
-        <w:rPr>
-          <w:rFonts w:ascii="Times New Roman" w:hAnsi="Times New Roman" w:cs="Times New Roman"/>
-          <w:b/>
-          <w:sz w:val="28"/>
-          <w:szCs w:val="28"/>
-        </w:rPr>
-        <w:t>LOGIC:</w:t>
-      </w:r>
-    </w:p>
-    <w:p>
-      <w:pPr>
-        <w:spacing w:before="100" w:beforeAutospacing="1" w:after="100" w:afterAutospacing="1" w:line="240" w:lineRule="auto"/>
-        <w:outlineLvl w:val="2"/>
-        <w:rPr>
-          <w:rFonts w:ascii="Times New Roman" w:hAnsi="Times New Roman" w:cs="Times New Roman"/>
-          <w:sz w:val="28"/>
-          <w:szCs w:val="28"/>
-        </w:rPr>
-      </w:pPr>
-      <w:r>
-        <w:rPr>
-          <w:rFonts w:ascii="Times New Roman" w:hAnsi="Times New Roman" w:cs="Times New Roman"/>
-          <w:sz w:val="28"/>
-          <w:szCs w:val="28"/>
-        </w:rPr>
-        <w:t xml:space="preserve">This prompt framework </w:t>
-      </w:r>
-      <w:proofErr w:type="gramStart"/>
-      <w:r>
-        <w:rPr>
-          <w:rFonts w:ascii="Times New Roman" w:hAnsi="Times New Roman" w:cs="Times New Roman"/>
-          <w:sz w:val="28"/>
-          <w:szCs w:val="28"/>
-        </w:rPr>
-        <w:t>is designed</w:t>
-      </w:r>
-      <w:proofErr w:type="gramEnd"/>
-      <w:r>
-        <w:rPr>
-          <w:rFonts w:ascii="Times New Roman" w:hAnsi="Times New Roman" w:cs="Times New Roman"/>
-          <w:sz w:val="28"/>
-          <w:szCs w:val="28"/>
-        </w:rPr>
-        <w:t xml:space="preserve"> to generate engaging social media captions that connect with audiences through storytelling and emotion. It focuses on highlighting services, experiences, and customer value while maintaining a platform-friendly format. The inclusion of subtle calls-to-action helps encourage engagement without sounding overly promotional. Relevant hashtags improve discoverability, and the customizable business details, industry, and service types make the prompt reusable for different businesses and social media campaigns.</w:t>
-      </w:r>
-    </w:p>
-    <w:p>
-      <w:pPr>
-        <w:spacing w:before="100" w:beforeAutospacing="1" w:after="100" w:afterAutospacing="1" w:line="240" w:lineRule="auto"/>
-        <w:outlineLvl w:val="2"/>
-        <w:rPr>
-          <w:rFonts w:ascii="Times New Roman" w:eastAsia="Times New Roman" w:hAnsi="Times New Roman" w:cs="Times New Roman"/>
-          <w:b/>
-          <w:bCs/>
-          <w:sz w:val="28"/>
-          <w:szCs w:val="28"/>
-          <w:lang w:eastAsia="en-IN"/>
-        </w:rPr>
-      </w:pPr>
-      <w:r>
-        <w:rPr>
-          <w:rFonts w:ascii="Times New Roman" w:eastAsia="Times New Roman" w:hAnsi="Times New Roman" w:cs="Times New Roman"/>
-          <w:b/>
-          <w:bCs/>
-          <w:sz w:val="28"/>
-          <w:szCs w:val="28"/>
-          <w:lang w:eastAsia="en-IN"/>
-        </w:rPr>
-        <w:t>Caption Formula</w:t>
-      </w:r>
-    </w:p>
-    <w:p>
-      <w:pPr>
-        <w:spacing w:before="100" w:beforeAutospacing="1" w:after="100" w:afterAutospacing="1" w:line="240" w:lineRule="auto"/>
-        <w:rPr>
-          <w:rFonts w:ascii="Times New Roman" w:eastAsia="Times New Roman" w:hAnsi="Times New Roman" w:cs="Times New Roman"/>
-          <w:sz w:val="28"/>
-          <w:szCs w:val="28"/>
-          <w:lang w:eastAsia="en-IN"/>
-        </w:rPr>
-      </w:pPr>
-      <w:r>
-        <w:rPr>
-          <w:rFonts w:ascii="Times New Roman" w:eastAsia="Times New Roman" w:hAnsi="Times New Roman" w:cs="Times New Roman"/>
-          <w:b/>
-          <w:bCs/>
-          <w:sz w:val="28"/>
-          <w:szCs w:val="28"/>
-          <w:lang w:eastAsia="en-IN"/>
-        </w:rPr>
-        <w:t>Emotion + Story + Subtle CTA + Hashtags</w:t>
-      </w:r>
-    </w:p>
-    <w:p>
-      <w:pPr>
-        <w:spacing w:before="100" w:beforeAutospacing="1" w:after="100" w:afterAutospacing="1" w:line="240" w:lineRule="auto"/>
-        <w:rPr>
-          <w:rFonts w:ascii="Times New Roman" w:eastAsia="Times New Roman" w:hAnsi="Times New Roman" w:cs="Times New Roman"/>
-          <w:sz w:val="28"/>
-          <w:szCs w:val="28"/>
-          <w:lang w:eastAsia="en-IN"/>
-        </w:rPr>
-      </w:pPr>
       <w:r>
         <w:rPr>
           <w:rFonts w:ascii="Times New Roman" w:eastAsia="Times New Roman" w:hAnsi="Times New Roman" w:cs="Times New Roman"/>
